--- a/RF/RF's.docx
+++ b/RF/RF's.docx
@@ -1259,7 +1259,7 @@
         <w:t xml:space="preserve">3. Descripción del sistema</w:t>
       </w:r>
     </w:p>
-    <w:p xmlns:wp14="http://schemas.microsoft.com/office/word/2010/wordml" wp14:textId="77777777">
+    <w:p xmlns:wp14="http://schemas.microsoft.com/office/word/2010/wordml" wp14:textId="17682DF9">
       <w:pPr>
         <w:spacing w:before="80" w:after="60"/>
         <w:jc w:val="left"/>
@@ -1267,13 +1267,123 @@
       <w:r>
         <w:rPr>
           <w:rFonts w:ascii="Arial" w:hAnsi="Arial" w:eastAsia="Arial" w:cs="Arial"/>
-          <w:b w:val="false"/>
-          <w:bCs w:val="false"/>
+          <w:b w:val="0"/>
+          <w:bCs w:val="0"/>
           <w:color w:val="000000"/>
           <w:sz w:val="20"/>
           <w:szCs w:val="20"/>
         </w:rPr>
-        <w:t xml:space="preserve">El Sistema PQRS SuperMarket es una solución digital compuesta por dos módulos:</w:t>
+        <w:t xml:space="preserve">El Sistema PQRS es </w:t>
+      </w:r>
+      <w:r>
+        <w:rPr>
+          <w:rFonts w:ascii="Arial" w:hAnsi="Arial" w:eastAsia="Arial" w:cs="Arial"/>
+          <w:b w:val="0"/>
+          <w:bCs w:val="0"/>
+          <w:color w:val="000000"/>
+          <w:sz w:val="20"/>
+          <w:szCs w:val="20"/>
+        </w:rPr>
+        <w:t>una</w:t>
+      </w:r>
+      <w:r>
+        <w:rPr>
+          <w:rFonts w:ascii="Arial" w:hAnsi="Arial" w:eastAsia="Arial" w:cs="Arial"/>
+          <w:b w:val="0"/>
+          <w:bCs w:val="0"/>
+          <w:color w:val="000000"/>
+          <w:sz w:val="20"/>
+          <w:szCs w:val="20"/>
+        </w:rPr>
+        <w:t xml:space="preserve"> </w:t>
+      </w:r>
+      <w:r>
+        <w:rPr>
+          <w:rFonts w:ascii="Arial" w:hAnsi="Arial" w:eastAsia="Arial" w:cs="Arial"/>
+          <w:b w:val="0"/>
+          <w:bCs w:val="0"/>
+          <w:color w:val="000000"/>
+          <w:sz w:val="20"/>
+          <w:szCs w:val="20"/>
+        </w:rPr>
+        <w:t>solución</w:t>
+      </w:r>
+      <w:r>
+        <w:rPr>
+          <w:rFonts w:ascii="Arial" w:hAnsi="Arial" w:eastAsia="Arial" w:cs="Arial"/>
+          <w:b w:val="0"/>
+          <w:bCs w:val="0"/>
+          <w:color w:val="000000"/>
+          <w:sz w:val="20"/>
+          <w:szCs w:val="20"/>
+        </w:rPr>
+        <w:t xml:space="preserve"> digital </w:t>
+      </w:r>
+      <w:r>
+        <w:rPr>
+          <w:rFonts w:ascii="Arial" w:hAnsi="Arial" w:eastAsia="Arial" w:cs="Arial"/>
+          <w:b w:val="0"/>
+          <w:bCs w:val="0"/>
+          <w:color w:val="000000"/>
+          <w:sz w:val="20"/>
+          <w:szCs w:val="20"/>
+        </w:rPr>
+        <w:t>compuesta</w:t>
+      </w:r>
+      <w:r>
+        <w:rPr>
+          <w:rFonts w:ascii="Arial" w:hAnsi="Arial" w:eastAsia="Arial" w:cs="Arial"/>
+          <w:b w:val="0"/>
+          <w:bCs w:val="0"/>
+          <w:color w:val="000000"/>
+          <w:sz w:val="20"/>
+          <w:szCs w:val="20"/>
+        </w:rPr>
+        <w:t xml:space="preserve"> </w:t>
+      </w:r>
+      <w:r>
+        <w:rPr>
+          <w:rFonts w:ascii="Arial" w:hAnsi="Arial" w:eastAsia="Arial" w:cs="Arial"/>
+          <w:b w:val="0"/>
+          <w:bCs w:val="0"/>
+          <w:color w:val="000000"/>
+          <w:sz w:val="20"/>
+          <w:szCs w:val="20"/>
+        </w:rPr>
+        <w:t>por</w:t>
+      </w:r>
+      <w:r>
+        <w:rPr>
+          <w:rFonts w:ascii="Arial" w:hAnsi="Arial" w:eastAsia="Arial" w:cs="Arial"/>
+          <w:b w:val="0"/>
+          <w:bCs w:val="0"/>
+          <w:color w:val="000000"/>
+          <w:sz w:val="20"/>
+          <w:szCs w:val="20"/>
+        </w:rPr>
+        <w:t xml:space="preserve"> dos </w:t>
+      </w:r>
+      <w:r>
+        <w:rPr>
+          <w:rFonts w:ascii="Arial" w:hAnsi="Arial" w:eastAsia="Arial" w:cs="Arial"/>
+          <w:b w:val="0"/>
+          <w:bCs w:val="0"/>
+          <w:color w:val="000000"/>
+          <w:sz w:val="20"/>
+          <w:szCs w:val="20"/>
+        </w:rPr>
+        <w:t>módulos</w:t>
+      </w:r>
+      <w:r>
+        <w:rPr>
+          <w:rFonts w:ascii="Arial" w:hAnsi="Arial" w:eastAsia="Arial" w:cs="Arial"/>
+          <w:b w:val="0"/>
+          <w:bCs w:val="0"/>
+          <w:color w:val="000000"/>
+          <w:sz w:val="20"/>
+          <w:szCs w:val="20"/>
+        </w:rPr>
+        <w:t>:</w:t>
       </w:r>
     </w:p>
     <w:p xmlns:wp14="http://schemas.microsoft.com/office/word/2010/wordml" wp14:textId="77777777">
@@ -1320,22 +1430,14 @@
       <w:r>
         <w:rPr>
           <w:rFonts w:ascii="Arial" w:hAnsi="Arial" w:eastAsia="Arial" w:cs="Arial"/>
-          <w:b w:val="false"/>
-          <w:bCs w:val="false"/>
+          <w:b w:val="0"/>
+          <w:bCs w:val="0"/>
           <w:color w:val="000000"/>
           <w:sz w:val="20"/>
           <w:szCs w:val="20"/>
         </w:rPr>
-        <w:t xml:space="preserve">El sistema gestiona el ciclo completo de una PQRS: radicación, autenticación del cliente, consulta de radicados, cambio de estado y generación de reportes. Utiliza integración REST, base de datos relacional libre (PostgreSQL / MySQL), ORM (Hibernate / Spring Data), servidor web (Tomcat/Apache) y cifrado de contraseñas.</w:t>
+        <w:t>El sistema gestiona el ciclo completo de una PQRS: radicación, autenticación del cliente, consulta de radicados, cambio de estado y generación de reportes. Utiliza integración REST, base de datos relacional libre (PostgreSQL / MySQL), ORM (Hibernate / Spring Data), servidor web (Tomcat/Apache) y cifrado de contraseñas.</w:t>
       </w:r>
-    </w:p>
-    <w:p xmlns:wp14="http://schemas.microsoft.com/office/word/2010/wordml" wp14:textId="77777777">
-      <w:pPr>
-        <w:pBdr>
-          <w:bottom w:val="single" w:color="2E7D9E" w:sz="6" w:space="1"/>
-        </w:pBdr>
-        <w:spacing w:before="80" w:after="80"/>
-      </w:pPr>
     </w:p>
     <w:p xmlns:wp14="http://schemas.microsoft.com/office/word/2010/wordml" wp14:textId="77777777">
       <w:pPr>
